--- a/materialien/Welt6_Zeitmaschine/2_Akten/KR_W6_Akte1_Fallenjagd.docx
+++ b/materialien/Welt6_Zeitmaschine/2_Akten/KR_W6_Akte1_Fallenjagd.docx
@@ -169,7 +169,7 @@
               <w:rPr>
                 <w:rFonts w:ascii="Georgia" w:hAnsi="Georgia" w:cs="Georgia" w:eastAsia="Georgia"/>
                 <w:b/>
-                <w:color w:val="8A5F1A"/>
+                <w:color w:val="14213D"/>
                 <w:sz w:val="34"/>
               </w:rPr>
               <w:t>Fallenjagd</w:t>
@@ -369,7 +369,7 @@
               <w:rPr>
                 <w:rFonts w:ascii="Georgia" w:hAnsi="Georgia" w:cs="Georgia" w:eastAsia="Georgia"/>
                 <w:b/>
-                <w:color w:val="8A5F1A"/>
+                <w:color w:val="14213D"/>
                 <w:spacing w:val="16"/>
                 <w:sz w:val="21"/>
               </w:rPr>
@@ -1659,7 +1659,7 @@
             <w:r>
               <w:rPr>
                 <w:rFonts w:ascii="Calibri" w:hAnsi="Calibri" w:cs="Calibri" w:eastAsia="Calibri"/>
-                <w:color w:val="B07D2B"/>
+                <w:color w:val="8A5F1A"/>
                 <w:sz w:val="20"/>
               </w:rPr>
               <w:t xml:space="preserve">  ★</w:t>
@@ -3424,7 +3424,7 @@
             <w:r>
               <w:rPr>
                 <w:rFonts w:ascii="Calibri" w:hAnsi="Calibri" w:cs="Calibri" w:eastAsia="Calibri"/>
-                <w:color w:val="B07D2B"/>
+                <w:color w:val="8A5F1A"/>
                 <w:sz w:val="20"/>
               </w:rPr>
               <w:t xml:space="preserve">  ★★</w:t>
@@ -4389,7 +4389,7 @@
             <w:r>
               <w:rPr>
                 <w:rFonts w:ascii="Calibri" w:hAnsi="Calibri" w:cs="Calibri" w:eastAsia="Calibri"/>
-                <w:color w:val="B07D2B"/>
+                <w:color w:val="8A5F1A"/>
                 <w:sz w:val="20"/>
               </w:rPr>
               <w:t xml:space="preserve">  ★★</w:t>
@@ -4756,7 +4756,7 @@
             <w:r>
               <w:rPr>
                 <w:rFonts w:ascii="Calibri" w:hAnsi="Calibri" w:cs="Calibri" w:eastAsia="Calibri"/>
-                <w:color w:val="B07D2B"/>
+                <w:color w:val="8A5F1A"/>
                 <w:sz w:val="20"/>
               </w:rPr>
               <w:t xml:space="preserve">  ★★</w:t>
@@ -5153,7 +5153,7 @@
             <w:r>
               <w:rPr>
                 <w:rFonts w:ascii="Calibri" w:hAnsi="Calibri" w:cs="Calibri" w:eastAsia="Calibri"/>
-                <w:color w:val="B07D2B"/>
+                <w:color w:val="8A5F1A"/>
                 <w:sz w:val="20"/>
               </w:rPr>
               <w:t xml:space="preserve">  ★★★</w:t>
@@ -5912,7 +5912,7 @@
               <w:rPr>
                 <w:rFonts w:ascii="Georgia" w:hAnsi="Georgia" w:cs="Georgia" w:eastAsia="Georgia"/>
                 <w:b/>
-                <w:color w:val="8A5F1A"/>
+                <w:color w:val="14213D"/>
                 <w:spacing w:val="16"/>
                 <w:sz w:val="21"/>
               </w:rPr>

--- a/materialien/Welt6_Zeitmaschine/2_Akten/KR_W6_Akte1_Fallenjagd.docx
+++ b/materialien/Welt6_Zeitmaschine/2_Akten/KR_W6_Akte1_Fallenjagd.docx
@@ -4873,7 +4873,7 @@
           <w:color w:val="1B1B1F"/>
           <w:sz w:val="22"/>
         </w:rPr>
-        <w:t xml:space="preserve"> für 10 Personen die Schlüsselanzahl symmetrisch und asymmetrisch.</w:t>
+        <w:t xml:space="preserve"> für 28 Personen die Schlüsselanzahl symmetrisch und asymmetrisch.</w:t>
       </w:r>
     </w:p>
     <w:p>
@@ -4902,7 +4902,7 @@
           <w:color w:val="1B1B1F"/>
           <w:sz w:val="22"/>
         </w:rPr>
-        <w:t xml:space="preserve">Ein Text wird mit Vigenère zuerst mit AB, dann mit BA verschlüsselt. </w:t>
+        <w:t xml:space="preserve">Ein Text wird mit Vigenère zuerst mit AB, dann mit AC verschlüsselt. </w:t>
       </w:r>
       <w:r>
         <w:rPr>
